--- a/artifacts/HR-02/build/resume-ca-102.docx
+++ b/artifacts/HR-02/build/resume-ca-102.docx
@@ -32,7 +32,7 @@
         </w:numPr>
       </w:pPr>
       <w:r>
-        <w:t xml:space="preserve">Requisition ID: RQN-2026-0105</w:t>
+        <w:t xml:space="preserve">Requisition ID: RQN-2026-0106</w:t>
       </w:r>
     </w:p>
     <w:p>
@@ -44,7 +44,7 @@
         </w:numPr>
       </w:pPr>
       <w:r>
-        <w:t xml:space="preserve">Application date: 2026-02-23</w:t>
+        <w:t xml:space="preserve">Application date: 2026-03-06</w:t>
       </w:r>
     </w:p>
     <w:p>
@@ -73,7 +73,7 @@
         <w:pStyle w:val="FirstParagraph"/>
       </w:pPr>
       <w:r>
-        <w:t xml:space="preserve">Application engineer moving toward platform work. I have spent most of my time close to product teams, building the services they call, and I have learned that the interesting decisions are usually about what a call is allowed to promise. I write things down because otherwise I forget which promise was deliberate.</w:t>
+        <w:t xml:space="preserve">Operations analyst moving into program work. I have spent most of my time close to the teams that serve customers, and I have learned that the interesting decisions are usually about what a process is allowed to promise somebody. I write things down because otherwise I forget which promise was deliberate and which was an accident.</w:t>
       </w:r>
     </w:p>
     <w:bookmarkEnd w:id="9"/>
@@ -86,13 +86,13 @@
         <w:t xml:space="preserve">Experience</w:t>
       </w:r>
     </w:p>
-    <w:bookmarkStart w:id="10" w:name="X87e006d468784d01db4fd6fed534d5b8e708434"/>
+    <w:bookmarkStart w:id="10" w:name="X99d272be813a5fdcda217609b2f24000abb669c"/>
     <w:p>
       <w:pPr>
         <w:pStyle w:val="Heading3"/>
       </w:pPr>
       <w:r>
-        <w:t xml:space="preserve">Software Engineer, a mid sized healthcare software company, 3 years 2 months</w:t>
+        <w:t xml:space="preserve">Operations Analyst, a mid sized healthcare services company, 3 years 2 months</w:t>
       </w:r>
     </w:p>
     <w:p>
@@ -104,7 +104,7 @@
         </w:numPr>
       </w:pPr>
       <w:r>
-        <w:t xml:space="preserve">Build and own the services a clinical scheduling product calls, including the contract each one publishes.</w:t>
+        <w:t xml:space="preserve">Own the intake and scheduling processes a clinical support group runs, including what each one promises the people waiting on it.</w:t>
       </w:r>
     </w:p>
     <w:p>
@@ -116,7 +116,7 @@
         </w:numPr>
       </w:pPr>
       <w:r>
-        <w:t xml:space="preserve">Split an endpoint that had grown two meanings into two explicit ones, left the ambiguous one in place untouched, and moved callers across one at a time.</w:t>
+        <w:t xml:space="preserve">Split a step that had grown two meanings into two explicit ones, left the ambiguous version in place untouched, and moved each team across one at a time.</w:t>
       </w:r>
     </w:p>
     <w:p>
@@ -128,7 +128,7 @@
         </w:numPr>
       </w:pPr>
       <w:r>
-        <w:t xml:space="preserve">Ran a weekly session with the product group to keep the interface conversation ahead of the build rather than behind it.</w:t>
+        <w:t xml:space="preserve">Ran a weekly session with the service group so the process conversation stayed ahead of the work rather than behind it.</w:t>
       </w:r>
     </w:p>
     <w:p>
@@ -140,17 +140,17 @@
         </w:numPr>
       </w:pPr>
       <w:r>
-        <w:t xml:space="preserve">Took the on call rotation for those services and rewrote the two alerts that woke people up without telling them anything.</w:t>
+        <w:t xml:space="preserve">Rewrote the two alerts that woke people at night without telling them anything, after asking the rota what they actually did with each.</w:t>
       </w:r>
     </w:p>
     <w:bookmarkEnd w:id="10"/>
-    <w:bookmarkStart w:id="11" w:name="X3c386588f43473227729a58e89c2398e8593aee"/>
+    <w:bookmarkStart w:id="11" w:name="Xc5f91b3cbda12310125acbead8acffa5a692566"/>
     <w:p>
       <w:pPr>
         <w:pStyle w:val="Heading3"/>
       </w:pPr>
       <w:r>
-        <w:t xml:space="preserve">Software Engineer, a small insurance technology company, 2 years 7 months</w:t>
+        <w:t xml:space="preserve">Onboarding Specialist, a small business services company, 2 years 7 months</w:t>
       </w:r>
     </w:p>
     <w:p>
@@ -162,7 +162,7 @@
         </w:numPr>
       </w:pPr>
       <w:r>
-        <w:t xml:space="preserve">Worked on claim intake services and the queue behind them.</w:t>
+        <w:t xml:space="preserve">Worked on claim intake and the queue behind it, and wrote the first structured record the team had of what arrived and when.</w:t>
       </w:r>
     </w:p>
     <w:p>
@@ -174,7 +174,7 @@
         </w:numPr>
       </w:pPr>
       <w:r>
-        <w:t xml:space="preserve">Added the first structured logging the team had, after a week spent guessing at a production problem from the outside.</w:t>
+        <w:t xml:space="preserve">Told the group which two report requests would not be met that quarter, and put the reason in the same note.</w:t>
       </w:r>
     </w:p>
     <w:p>
@@ -186,7 +186,7 @@
         </w:numPr>
       </w:pPr>
       <w:r>
-        <w:t xml:space="preserve">Wrote the handover notes when the service moved to another team.</w:t>
+        <w:t xml:space="preserve">Wrote the handover notes when the process moved to another team.</w:t>
       </w:r>
     </w:p>
     <w:bookmarkEnd w:id="11"/>
@@ -200,13 +200,13 @@
         <w:t xml:space="preserve">Education</w:t>
       </w:r>
     </w:p>
-    <w:bookmarkStart w:id="13" w:name="X89bcd4e8085737090d972a601be25a46070b830"/>
+    <w:bookmarkStart w:id="13" w:name="X68fd07e088e7784f2661e5fe932eca9a65320f7"/>
     <w:p>
       <w:pPr>
         <w:pStyle w:val="Heading3"/>
       </w:pPr>
       <w:r>
-        <w:t xml:space="preserve">Bachelor’s degree in mathematics and computing, a mid sized public university</w:t>
+        <w:t xml:space="preserve">Bachelor’s degree in mathematics, a mid sized public university</w:t>
       </w:r>
     </w:p>
     <w:p>
@@ -218,7 +218,7 @@
         </w:numPr>
       </w:pPr>
       <w:r>
-        <w:t xml:space="preserve">Final project on queueing behavior under bursty arrivals, which is still the mental model I reach for when a service starts timing out under load.</w:t>
+        <w:t xml:space="preserve">Final project on queueing behavior under bursty arrivals, which is still the mental model I reach for when a service starts falling behind.</w:t>
       </w:r>
     </w:p>
     <w:bookmarkEnd w:id="13"/>
@@ -241,7 +241,7 @@
         </w:numPr>
       </w:pPr>
       <w:r>
-        <w:t xml:space="preserve">Cloud platform associate, current.</w:t>
+        <w:t xml:space="preserve">Service management foundation, current.</w:t>
       </w:r>
     </w:p>
     <w:bookmarkEnd w:id="15"/>

--- a/artifacts/HR-02/build/resume-ca-102.docx
+++ b/artifacts/HR-02/build/resume-ca-102.docx
@@ -163,18 +163,6 @@
       </w:pPr>
       <w:r>
         <w:t xml:space="preserve">Worked on claim intake and the queue behind it, and wrote the first structured record the team had of what arrived and when.</w:t>
-      </w:r>
-    </w:p>
-    <w:p>
-      <w:pPr>
-        <w:pStyle w:val="Compact"/>
-        <w:numPr>
-          <w:ilvl w:val="0"/>
-          <w:numId w:val="1003"/>
-        </w:numPr>
-      </w:pPr>
-      <w:r>
-        <w:t xml:space="preserve">Told the group which two report requests would not be met that quarter, and put the reason in the same note.</w:t>
       </w:r>
     </w:p>
     <w:p>
